--- a/CSC 4500 GitHub/WEEKS/10.29/Course Enrollment DB/Course Enrollment Database.docx
+++ b/CSC 4500 GitHub/WEEKS/10.29/Course Enrollment DB/Course Enrollment Database.docx
@@ -261,6 +261,9 @@
     </w:p>
     <w:p>
       <w:r>
+        <w:rPr>
+          <w:noProof/>
+        </w:rPr>
         <w:drawing>
           <wp:inline distT="0" distB="0" distL="0" distR="0" wp14:anchorId="01E8B14B" wp14:editId="7B55B43A">
             <wp:extent cx="5943600" cy="2689225"/>
@@ -316,6 +319,9 @@
     </w:p>
     <w:p>
       <w:r>
+        <w:rPr>
+          <w:noProof/>
+        </w:rPr>
         <w:drawing>
           <wp:inline distT="0" distB="0" distL="0" distR="0" wp14:anchorId="5EA4352A" wp14:editId="070CC2B3">
             <wp:extent cx="4328916" cy="7273636"/>
@@ -379,6 +385,9 @@
     </w:p>
     <w:p>
       <w:r>
+        <w:rPr>
+          <w:noProof/>
+        </w:rPr>
         <w:drawing>
           <wp:inline distT="0" distB="0" distL="0" distR="0" wp14:anchorId="08164950" wp14:editId="3C1AD763">
             <wp:extent cx="5943600" cy="1917065"/>
@@ -434,6 +443,66 @@
     <w:p>
       <w:r>
         <w:drawing>
+          <wp:anchor distT="0" distB="0" distL="114300" distR="114300" simplePos="0" relativeHeight="251658240" behindDoc="0" locked="0" layoutInCell="1" allowOverlap="1" wp14:anchorId="2C640F71" wp14:editId="0CA47B29">
+            <wp:simplePos x="0" y="0"/>
+            <wp:positionH relativeFrom="column">
+              <wp:posOffset>2914751</wp:posOffset>
+            </wp:positionH>
+            <wp:positionV relativeFrom="paragraph">
+              <wp:posOffset>274574</wp:posOffset>
+            </wp:positionV>
+            <wp:extent cx="3787140" cy="1821180"/>
+            <wp:effectExtent l="0" t="0" r="3810" b="7620"/>
+            <wp:wrapSquare wrapText="bothSides"/>
+            <wp:docPr id="762226386" name="Picture 1"/>
+            <wp:cNvGraphicFramePr>
+              <a:graphicFrameLocks xmlns:a="http://schemas.openxmlformats.org/drawingml/2006/main" noChangeAspect="1"/>
+            </wp:cNvGraphicFramePr>
+            <a:graphic xmlns:a="http://schemas.openxmlformats.org/drawingml/2006/main">
+              <a:graphicData uri="http://schemas.openxmlformats.org/drawingml/2006/picture">
+                <pic:pic xmlns:pic="http://schemas.openxmlformats.org/drawingml/2006/picture">
+                  <pic:nvPicPr>
+                    <pic:cNvPr id="762226386" name=""/>
+                    <pic:cNvPicPr/>
+                  </pic:nvPicPr>
+                  <pic:blipFill>
+                    <a:blip r:embed="rId7">
+                      <a:extLst>
+                        <a:ext uri="{28A0092B-C50C-407E-A947-70E740481C1C}">
+                          <a14:useLocalDpi xmlns:a14="http://schemas.microsoft.com/office/drawing/2010/main" val="0"/>
+                        </a:ext>
+                      </a:extLst>
+                    </a:blip>
+                    <a:stretch>
+                      <a:fillRect/>
+                    </a:stretch>
+                  </pic:blipFill>
+                  <pic:spPr>
+                    <a:xfrm>
+                      <a:off x="0" y="0"/>
+                      <a:ext cx="3787140" cy="1821180"/>
+                    </a:xfrm>
+                    <a:prstGeom prst="rect">
+                      <a:avLst/>
+                    </a:prstGeom>
+                  </pic:spPr>
+                </pic:pic>
+              </a:graphicData>
+            </a:graphic>
+            <wp14:sizeRelH relativeFrom="margin">
+              <wp14:pctWidth>0</wp14:pctWidth>
+            </wp14:sizeRelH>
+            <wp14:sizeRelV relativeFrom="margin">
+              <wp14:pctHeight>0</wp14:pctHeight>
+            </wp14:sizeRelV>
+          </wp:anchor>
+        </w:drawing>
+      </w:r>
+      <w:r>
+        <w:rPr>
+          <w:noProof/>
+        </w:rPr>
+        <w:drawing>
           <wp:inline distT="0" distB="0" distL="0" distR="0" wp14:anchorId="58B00C30" wp14:editId="3AC889A7">
             <wp:extent cx="2511631" cy="2409808"/>
             <wp:effectExtent l="0" t="0" r="3175" b="0"/>
@@ -449,7 +518,7 @@
                     <pic:cNvPicPr/>
                   </pic:nvPicPr>
                   <pic:blipFill>
-                    <a:blip r:embed="rId7"/>
+                    <a:blip r:embed="rId8"/>
                     <a:stretch>
                       <a:fillRect/>
                     </a:stretch>
@@ -470,6 +539,7 @@
         </w:drawing>
       </w:r>
     </w:p>
+    <w:p/>
     <w:sectPr>
       <w:pgSz w:w="12240" w:h="15840"/>
       <w:pgMar w:top="720" w:right="720" w:bottom="720" w:left="720" w:header="720" w:footer="720" w:gutter="0"/>
